--- a/contents/battle-workbook/secuops-w02.docx
+++ b/contents/battle-workbook/secuops-w02.docx
@@ -116,7 +116,7 @@
           <w:b/>
           <w:sz w:val="21"/>
         </w:rPr>
-        <w:t>망 외부 공격자(attacker-ext)</w:t>
+        <w:t>망 외부 공격자(외부 공격자 VM 192.168.0.202)</w:t>
       </w:r>
       <w:r>
         <w:rPr>
@@ -251,7 +251,7 @@
           <w:rFonts w:ascii="맑은 고딕" w:hAnsi="맑은 고딕" w:eastAsia="맑은 고딕"/>
           <w:sz w:val="21"/>
         </w:rPr>
-        <w:t>망 외부 공격자(attacker-ext)로 대상의 열린 포트(웹/SSH/관리 포트 후보)를 스캔한다.</w:t>
+        <w:t>망 외부 공격자(외부 공격자 VM 192.168.0.202)로 대상의 열린 포트(웹/SSH/관리 포트 후보)를 스캔한다.</w:t>
       </w:r>
     </w:p>
     <w:p>
@@ -276,7 +276,7 @@
           <w:rFonts w:ascii="Consolas" w:hAnsi="Consolas"/>
           <w:sz w:val="19"/>
         </w:rPr>
-        <w:t>nmap -sV -p 22,80,443,2204,8000,9100 &lt;대상_공개IP&gt; -T4 --max-retries 1</w:t>
+        <w:t>nmap -sV -p 22,80,443,2204,8000,9100 192.168.0.161 -T4 --max-retries 1</w:t>
       </w:r>
     </w:p>
     <w:p>
@@ -366,7 +366,7 @@
           <w:b/>
           <w:sz w:val="22"/>
         </w:rPr>
-        <w:t>▶ 실행 결과 화면 (스크린샷 붙여넣기)</w:t>
+        <w:t>▶ 실행 결과 (출력/스크린샷)</w:t>
       </w:r>
     </w:p>
     <w:tbl>
@@ -400,7 +400,7 @@
                 <w:color w:val="AAAAAA"/>
                 <w:sz w:val="18"/>
               </w:rPr>
-              <w:t>여기에 결과 스크린샷을 붙여넣으세요 (커서를 두고 Ctrl+V)</w:t>
+              <w:t>여기에 결과 출력을 적거나 스크린샷을 붙여넣으세요 (커서를 두고 Ctrl+V)</w:t>
             </w:r>
           </w:p>
         </w:tc>
@@ -506,7 +506,7 @@
           <w:rFonts w:ascii="Consolas" w:hAnsi="Consolas"/>
           <w:sz w:val="19"/>
         </w:rPr>
-        <w:t>hydra -l root -P /usr/share/wordlists/small.txt ssh://&lt;대상_공개IP&gt;:2204 -t 4 -f</w:t>
+        <w:t>hydra -l root -P /usr/share/wordlists/small.txt ssh://192.168.0.161:2204 -t 4 -f</w:t>
       </w:r>
     </w:p>
     <w:p>
@@ -596,7 +596,7 @@
           <w:b/>
           <w:sz w:val="22"/>
         </w:rPr>
-        <w:t>▶ 실행 결과 화면 (스크린샷 붙여넣기)</w:t>
+        <w:t>▶ 실행 결과 (출력/스크린샷)</w:t>
       </w:r>
     </w:p>
     <w:tbl>
@@ -630,7 +630,7 @@
                 <w:color w:val="AAAAAA"/>
                 <w:sz w:val="18"/>
               </w:rPr>
-              <w:t>여기에 결과 스크린샷을 붙여넣으세요 (커서를 두고 Ctrl+V)</w:t>
+              <w:t>여기에 결과 출력을 적거나 스크린샷을 붙여넣으세요 (커서를 두고 Ctrl+V)</w:t>
             </w:r>
           </w:p>
         </w:tc>
@@ -798,7 +798,7 @@
           <w:b/>
           <w:sz w:val="22"/>
         </w:rPr>
-        <w:t>▶ 실행 결과 화면 (스크린샷 붙여넣기)</w:t>
+        <w:t>▶ 실행 결과 (출력/스크린샷)</w:t>
       </w:r>
     </w:p>
     <w:tbl>
@@ -832,7 +832,7 @@
                 <w:color w:val="AAAAAA"/>
                 <w:sz w:val="18"/>
               </w:rPr>
-              <w:t>여기에 결과 스크린샷을 붙여넣으세요 (커서를 두고 Ctrl+V)</w:t>
+              <w:t>여기에 결과 출력을 적거나 스크린샷을 붙여넣으세요 (커서를 두고 Ctrl+V)</w:t>
             </w:r>
           </w:p>
         </w:tc>
@@ -976,7 +976,7 @@
           <w:rFonts w:ascii="Consolas" w:hAnsi="Consolas"/>
           <w:sz w:val="19"/>
         </w:rPr>
-        <w:t>nft add rule inet six_filter input ip saddr &lt;공격자IP&gt; log prefix "BLOCKED-APT: " drop</w:t>
+        <w:t>nft add rule inet six_filter input ip saddr 192.168.0.202 log prefix "BLOCKED-APT: " drop</w:t>
       </w:r>
     </w:p>
     <w:p>
@@ -1066,7 +1066,7 @@
           <w:b/>
           <w:sz w:val="22"/>
         </w:rPr>
-        <w:t>▶ 실행 결과 화면 (스크린샷 붙여넣기)</w:t>
+        <w:t>▶ 실행 결과 (출력/스크린샷)</w:t>
       </w:r>
     </w:p>
     <w:tbl>
@@ -1100,7 +1100,7 @@
                 <w:color w:val="AAAAAA"/>
                 <w:sz w:val="18"/>
               </w:rPr>
-              <w:t>여기에 결과 스크린샷을 붙여넣으세요 (커서를 두고 Ctrl+V)</w:t>
+              <w:t>여기에 결과 출력을 적거나 스크린샷을 붙여넣으세요 (커서를 두고 Ctrl+V)</w:t>
             </w:r>
           </w:p>
         </w:tc>
@@ -1351,7 +1351,7 @@
           <w:b/>
           <w:sz w:val="22"/>
         </w:rPr>
-        <w:t>▶ 실행 결과 화면 (스크린샷 붙여넣기)</w:t>
+        <w:t>▶ 실행 결과 (출력/스크린샷)</w:t>
       </w:r>
     </w:p>
     <w:tbl>
@@ -1385,7 +1385,7 @@
                 <w:color w:val="AAAAAA"/>
                 <w:sz w:val="18"/>
               </w:rPr>
-              <w:t>여기에 결과 스크린샷을 붙여넣으세요 (커서를 두고 Ctrl+V)</w:t>
+              <w:t>여기에 결과 출력을 적거나 스크린샷을 붙여넣으세요 (커서를 두고 Ctrl+V)</w:t>
             </w:r>
           </w:p>
         </w:tc>
@@ -1638,7 +1638,7 @@
           <w:b/>
           <w:sz w:val="22"/>
         </w:rPr>
-        <w:t>▶ 실행 결과 화면 (스크린샷 붙여넣기)</w:t>
+        <w:t>▶ 실행 결과 (출력/스크린샷)</w:t>
       </w:r>
     </w:p>
     <w:tbl>
@@ -1672,7 +1672,7 @@
                 <w:color w:val="AAAAAA"/>
                 <w:sz w:val="18"/>
               </w:rPr>
-              <w:t>여기에 결과 스크린샷을 붙여넣으세요 (커서를 두고 Ctrl+V)</w:t>
+              <w:t>여기에 결과 출력을 적거나 스크린샷을 붙여넣으세요 (커서를 두고 Ctrl+V)</w:t>
             </w:r>
           </w:p>
         </w:tc>
@@ -1830,7 +1830,7 @@
           <w:b/>
           <w:sz w:val="22"/>
         </w:rPr>
-        <w:t>▶ 실행 결과 화면 (스크린샷 붙여넣기)</w:t>
+        <w:t>▶ 실행 결과 (출력/스크린샷)</w:t>
       </w:r>
     </w:p>
     <w:tbl>
@@ -1864,7 +1864,7 @@
                 <w:color w:val="AAAAAA"/>
                 <w:sz w:val="18"/>
               </w:rPr>
-              <w:t>여기에 결과 스크린샷을 붙여넣으세요 (커서를 두고 Ctrl+V)</w:t>
+              <w:t>여기에 결과 출력을 적거나 스크린샷을 붙여넣으세요 (커서를 두고 Ctrl+V)</w:t>
             </w:r>
           </w:p>
         </w:tc>
